--- a/articles/drafts/Notes-2025.08.02.docx
+++ b/articles/drafts/Notes-2025.08.02.docx
@@ -3448,8 +3448,49 @@
       <w:r>
         <w:t xml:space="preserve"> Hai loại vốn lưu động và cố định chuyển hóa lẫn nhau.</w:t>
       </w:r>
+    </w:p>
+    <w:p/>
+    <w:p>
+      <w:r>
+        <w:rPr>
+          <w:highlight w:val="yellow"/>
+        </w:rPr>
+        <w:t>Hai phương thức giảm thâm dụng tài nguyên: 1) khoa học công nghệ tận dụng nguồn lực vô hạn của vũ trụ và 2) kinh tế tuần hoàn</w:t>
+      </w:r>
+      <w:r>
+        <w:rPr>
+          <w:highlight w:val="yellow"/>
+        </w:rPr>
+        <w:t xml:space="preserve"> -&gt; tăng trưởng xanh</w:t>
+      </w:r>
+      <w:r>
+        <w:rPr>
+          <w:highlight w:val="yellow"/>
+        </w:rPr>
+        <w:t>, phát triển bền vững</w:t>
+      </w:r>
+      <w:proofErr w:type="gramStart"/>
+      <w:r>
+        <w:rPr>
+          <w:highlight w:val="yellow"/>
+        </w:rPr>
+        <w:t xml:space="preserve">. </w:t>
+      </w:r>
+      <w:proofErr w:type="gramEnd"/>
+      <w:r>
+        <w:rPr>
+          <w:highlight w:val="yellow"/>
+        </w:rPr>
+        <w:t>Giới hạn công nghệ hạn chế phương thức 1 nên phương thức 2 là một bổ sung / cạnh tranh / thay thế khả dĩ</w:t>
+      </w:r>
       <w:bookmarkStart w:id="0" w:name="_GoBack"/>
       <w:bookmarkEnd w:id="0"/>
+      <w:r>
+        <w:rPr>
+          <w:highlight w:val="yellow"/>
+        </w:rPr>
+        <w:t>.</w:t>
+      </w:r>
     </w:p>
     <w:p/>
     <w:p/>
@@ -4384,7 +4425,7 @@
 </file>
 
 <file path=customXml/itemProps1.xml><?xml version="1.0" encoding="utf-8"?>
-<ds:datastoreItem xmlns:ds="http://schemas.openxmlformats.org/officeDocument/2006/customXml" ds:itemID="{22799902-79A1-43D7-9E29-CA835B6F52BF}">
+<ds:datastoreItem xmlns:ds="http://schemas.openxmlformats.org/officeDocument/2006/customXml" ds:itemID="{4AD669A2-BAAD-4D75-AFA4-981E51755D1B}">
   <ds:schemaRefs>
     <ds:schemaRef ds:uri="http://schemas.openxmlformats.org/officeDocument/2006/bibliography"/>
   </ds:schemaRefs>

--- a/articles/drafts/Notes-2025.08.02.docx
+++ b/articles/drafts/Notes-2025.08.02.docx
@@ -3455,7 +3455,19 @@
         <w:rPr>
           <w:highlight w:val="yellow"/>
         </w:rPr>
-        <w:t>Hai phương thức giảm thâm dụng tài nguyên: 1) khoa học công nghệ tận dụng nguồn lực vô hạn của vũ trụ và 2) kinh tế tuần hoàn</w:t>
+        <w:t>Hai phương thức giảm thâm dụng tài nguyên</w:t>
+      </w:r>
+      <w:r>
+        <w:rPr>
+          <w:highlight w:val="yellow"/>
+        </w:rPr>
+        <w:t xml:space="preserve"> (trang 10, lạm dụng nguồn lực vũ trụ)</w:t>
+      </w:r>
+      <w:r>
+        <w:rPr>
+          <w:highlight w:val="yellow"/>
+        </w:rPr>
+        <w:t>: 1) khoa học công nghệ tận dụng nguồn lực vô hạn của vũ trụ và 2) kinh tế tuần hoàn</w:t>
       </w:r>
       <w:r>
         <w:rPr>
@@ -3469,22 +3481,12 @@
         </w:rPr>
         <w:t>, phát triển bền vững</w:t>
       </w:r>
-      <w:proofErr w:type="gramStart"/>
       <w:r>
         <w:rPr>
           <w:highlight w:val="yellow"/>
         </w:rPr>
-        <w:t xml:space="preserve">. </w:t>
-      </w:r>
-      <w:proofErr w:type="gramEnd"/>
-      <w:r>
-        <w:rPr>
-          <w:highlight w:val="yellow"/>
-        </w:rPr>
-        <w:t>Giới hạn công nghệ hạn chế phương thức 1 nên phương thức 2 là một bổ sung / cạnh tranh / thay thế khả dĩ</w:t>
-      </w:r>
-      <w:bookmarkStart w:id="0" w:name="_GoBack"/>
-      <w:bookmarkEnd w:id="0"/>
+        <w:t>. Giới hạn công nghệ hạn chế phương thức 1 nên phương thức 2 là một bổ sung / cạnh tranh / thay thế khả dĩ</w:t>
+      </w:r>
       <w:r>
         <w:rPr>
           <w:highlight w:val="yellow"/>
@@ -3492,6 +3494,266 @@
         <w:t>.</w:t>
       </w:r>
     </w:p>
+    <w:p/>
+    <w:p>
+      <w:r>
+        <w:rPr>
+          <w:highlight w:val="yellow"/>
+        </w:rPr>
+        <w:t>Phân tích dropout</w:t>
+      </w:r>
+      <w:r>
+        <w:rPr>
+          <w:highlight w:val="yellow"/>
+        </w:rPr>
+        <w:t xml:space="preserve"> và bàn tay hữu hình gạn thô lậu (trang 10), phân tích dropout – sự đứt gãy, khiếm khuyết, quên lãng là sức mạnh đối trọng với mật độ tinh vi</w:t>
+      </w:r>
+      <w:r>
+        <w:rPr>
+          <w:highlight w:val="yellow"/>
+        </w:rPr>
+        <w:t xml:space="preserve"> (</w:t>
+      </w:r>
+      <w:r>
+        <w:rPr>
+          <w:highlight w:val="yellow"/>
+        </w:rPr>
+        <w:t xml:space="preserve">mặt trái </w:t>
+      </w:r>
+      <w:r>
+        <w:rPr>
+          <w:highlight w:val="yellow"/>
+        </w:rPr>
+        <w:t xml:space="preserve">của </w:t>
+      </w:r>
+      <w:r>
+        <w:rPr>
+          <w:highlight w:val="yellow"/>
+        </w:rPr>
+        <w:t>overfitting)</w:t>
+      </w:r>
+      <w:r>
+        <w:rPr>
+          <w:highlight w:val="yellow"/>
+        </w:rPr>
+        <w:t>.</w:t>
+      </w:r>
+    </w:p>
+    <w:p/>
+    <w:p>
+      <w:r>
+        <w:rPr>
+          <w:highlight w:val="yellow"/>
+        </w:rPr>
+        <w:t xml:space="preserve">Ngân hàng là cụ thể hóa của lượng tiền lưu thông tức tính chất vật lý của tiền </w:t>
+      </w:r>
+      <w:r>
+        <w:rPr>
+          <w:highlight w:val="yellow"/>
+        </w:rPr>
+        <w:t xml:space="preserve">tệ </w:t>
+      </w:r>
+      <w:r>
+        <w:rPr>
+          <w:highlight w:val="yellow"/>
+        </w:rPr>
+        <w:t>bên cạnh tính quy ước của tiền</w:t>
+      </w:r>
+      <w:r>
+        <w:rPr>
+          <w:highlight w:val="yellow"/>
+        </w:rPr>
+        <w:t xml:space="preserve"> tệ</w:t>
+      </w:r>
+      <w:r>
+        <w:t>, bên cạnh hoạt động điều phối lượng tiền (tác nghiệp ngân hàng</w:t>
+      </w:r>
+      <w:r>
+        <w:t>, chính thuộc tính trao đổi hình thành tác nghiệp ngân hàng</w:t>
+      </w:r>
+      <w:r>
+        <w:t>)</w:t>
+      </w:r>
+      <w:r>
+        <w:t>.</w:t>
+      </w:r>
+      <w:r>
+        <w:t xml:space="preserve"> Smith bị ám ảnh bởi tính vật lý bởi tương ứng kim loại quý (bạc) và tiền tệ.</w:t>
+      </w:r>
+    </w:p>
+    <w:p/>
+    <w:p>
+      <w:r>
+        <w:rPr>
+          <w:highlight w:val="yellow"/>
+        </w:rPr>
+        <w:t>Thu nhập Smith lớn hơn tiền lưu thông</w:t>
+      </w:r>
+      <w:sdt>
+        <w:sdtPr>
+          <w:rPr>
+            <w:highlight w:val="yellow"/>
+          </w:rPr>
+          <w:id w:val="-83840774"/>
+          <w:citation/>
+        </w:sdtPr>
+        <w:sdtEndPr/>
+        <w:sdtContent>
+          <w:r>
+            <w:rPr>
+              <w:highlight w:val="yellow"/>
+            </w:rPr>
+            <w:fldChar w:fldCharType="begin"/>
+          </w:r>
+          <w:r>
+            <w:rPr>
+              <w:highlight w:val="yellow"/>
+            </w:rPr>
+            <w:instrText xml:space="preserve">CITATION Smith1776Wealth \p 217 \l 1033 </w:instrText>
+          </w:r>
+          <w:r>
+            <w:rPr>
+              <w:highlight w:val="yellow"/>
+            </w:rPr>
+            <w:fldChar w:fldCharType="separate"/>
+          </w:r>
+          <w:r>
+            <w:rPr>
+              <w:noProof/>
+              <w:highlight w:val="yellow"/>
+            </w:rPr>
+            <w:t xml:space="preserve"> </w:t>
+          </w:r>
+          <w:r>
+            <w:rPr>
+              <w:noProof/>
+              <w:highlight w:val="yellow"/>
+            </w:rPr>
+            <w:t>(Smith, 1776, p. 217)</w:t>
+          </w:r>
+          <w:r>
+            <w:rPr>
+              <w:highlight w:val="yellow"/>
+            </w:rPr>
+            <w:fldChar w:fldCharType="end"/>
+          </w:r>
+        </w:sdtContent>
+      </w:sdt>
+      <w:r>
+        <w:rPr>
+          <w:highlight w:val="yellow"/>
+        </w:rPr>
+        <w:t>.</w:t>
+      </w:r>
+      <w:r>
+        <w:t xml:space="preserve"> -&gt; hoạt động ngân hàng.</w:t>
+      </w:r>
+    </w:p>
+    <w:p>
+      <w:r>
+        <w:t>Hoạt động cho vay tín dụng là hình thức mở rộng của phát hành tiền giấy</w:t>
+      </w:r>
+      <w:r>
+        <w:t xml:space="preserve"> -&gt; hoạt động ngân hàng.</w:t>
+      </w:r>
+    </w:p>
+    <w:p>
+      <w:r>
+        <w:t>Tỉ giá hối đoái là hình th</w:t>
+      </w:r>
+      <w:r>
+        <w:t>ứ</w:t>
+      </w:r>
+      <w:r>
+        <w:t>c chuyển vốn (vàng bạc) ra nước ngoài để kinh doanh.</w:t>
+      </w:r>
+    </w:p>
+    <w:p>
+      <w:r>
+        <w:t xml:space="preserve">Một ví dụ minh họa sau, giả sử đợt in tiền lần thứ nhất phát hành 200$ vừa đủ lượng lưu thông tổng hàng hóa trên thị trường, với giỏ hàng gồm ba mặt hàng có giá </w:t>
+      </w:r>
+      <w:r>
+        <w:rPr>
+          <w:i/>
+        </w:rPr>
+        <w:t>A</w:t>
+      </w:r>
+      <w:r>
+        <w:t xml:space="preserve">=1, </w:t>
+      </w:r>
+      <w:r>
+        <w:rPr>
+          <w:i/>
+        </w:rPr>
+        <w:t>B</w:t>
+      </w:r>
+      <w:r>
+        <w:t xml:space="preserve">=2, </w:t>
+      </w:r>
+      <w:r>
+        <w:rPr>
+          <w:i/>
+        </w:rPr>
+        <w:t>C</w:t>
+      </w:r>
+      <w:r>
+        <w:t>=</w:t>
+      </w:r>
+      <w:r>
+        <w:t>3</w:t>
+      </w:r>
+      <w:r>
+        <w:t xml:space="preserve"> nên giá trung bình </w:t>
+      </w:r>
+      <w:r>
+        <w:rPr>
+          <w:i/>
+        </w:rPr>
+        <w:t>P</w:t>
+      </w:r>
+      <w:r>
+        <w:t xml:space="preserve"> = (1+2+3)/3 = 2 với tổng lượng hàng hóa là 100. Sau một năm, giá cả tăng với</w:t>
+      </w:r>
+      <w:r>
+        <w:rPr>
+          <w:i/>
+        </w:rPr>
+        <w:t xml:space="preserve"> A</w:t>
+      </w:r>
+      <w:r>
+        <w:t xml:space="preserve">=1.05, </w:t>
+      </w:r>
+      <w:r>
+        <w:rPr>
+          <w:i/>
+        </w:rPr>
+        <w:t>B</w:t>
+      </w:r>
+      <w:r>
+        <w:t xml:space="preserve">=2.05, </w:t>
+      </w:r>
+      <w:r>
+        <w:rPr>
+          <w:i/>
+        </w:rPr>
+        <w:t>C</w:t>
+      </w:r>
+      <w:r>
+        <w:t>=</w:t>
+      </w:r>
+      <w:r>
+        <w:t>3</w:t>
+      </w:r>
+      <w:r>
+        <w:t xml:space="preserve">.0 </w:t>
+      </w:r>
+    </w:p>
+    <w:p>
+      <w:bookmarkStart w:id="0" w:name="_GoBack"/>
+      <w:bookmarkEnd w:id="0"/>
+    </w:p>
+    <w:p/>
+    <w:p/>
     <w:p/>
     <w:p/>
     <w:sectPr>
@@ -4425,7 +4687,7 @@
 </file>
 
 <file path=customXml/itemProps1.xml><?xml version="1.0" encoding="utf-8"?>
-<ds:datastoreItem xmlns:ds="http://schemas.openxmlformats.org/officeDocument/2006/customXml" ds:itemID="{4AD669A2-BAAD-4D75-AFA4-981E51755D1B}">
+<ds:datastoreItem xmlns:ds="http://schemas.openxmlformats.org/officeDocument/2006/customXml" ds:itemID="{F88283C2-070D-4F92-A4CA-EE8A14D5FEFD}">
   <ds:schemaRefs>
     <ds:schemaRef ds:uri="http://schemas.openxmlformats.org/officeDocument/2006/bibliography"/>
   </ds:schemaRefs>

--- a/articles/drafts/Notes-2025.08.02.docx
+++ b/articles/drafts/Notes-2025.08.02.docx
@@ -3656,6 +3656,14 @@
       <w:r>
         <w:t xml:space="preserve"> -&gt; hoạt động ngân hàng.</w:t>
       </w:r>
+      <w:r>
+        <w:t xml:space="preserve"> </w:t>
+      </w:r>
+      <w:bookmarkStart w:id="0" w:name="_GoBack"/>
+      <w:bookmarkEnd w:id="0"/>
+      <w:r>
+        <w:t>Phát hành tiền giấy cũng như hoạt động vay / cho vay tín dụng của ngân hàng tối kỵ hành vi mờ ám vay nợ để trả nợ, hơn nữa, không thể trông chờ vận may để thanh toán lãi nợ chồng lãi nợ.</w:t>
+      </w:r>
     </w:p>
     <w:p>
       <w:r>
@@ -3745,13 +3753,109 @@
         <w:t>3</w:t>
       </w:r>
       <w:r>
-        <w:t xml:space="preserve">.0 </w:t>
-      </w:r>
-    </w:p>
-    <w:p>
-      <w:bookmarkStart w:id="0" w:name="_GoBack"/>
-      <w:bookmarkEnd w:id="0"/>
-    </w:p>
+        <w:t>.0</w:t>
+      </w:r>
+    </w:p>
+    <w:p/>
+    <w:p>
+      <w:r>
+        <w:rPr>
+          <w:highlight w:val="yellow"/>
+        </w:rPr>
+        <w:t>Hoạt động cho vay tín dụng là hình thức mở rộng của phát hành tiền giấy</w:t>
+      </w:r>
+      <w:r>
+        <w:t xml:space="preserve"> -&gt; hoạt động ngân hàng</w:t>
+      </w:r>
+      <w:sdt>
+        <w:sdtPr>
+          <w:id w:val="-1507506323"/>
+          <w:citation/>
+        </w:sdtPr>
+        <w:sdtEndPr/>
+        <w:sdtContent>
+          <w:r>
+            <w:fldChar w:fldCharType="begin"/>
+          </w:r>
+          <w:r>
+            <w:instrText xml:space="preserve">CITATION Smith1776Wealth \p 221 \l 1033 </w:instrText>
+          </w:r>
+          <w:r>
+            <w:fldChar w:fldCharType="separate"/>
+          </w:r>
+          <w:r>
+            <w:rPr>
+              <w:noProof/>
+            </w:rPr>
+            <w:t xml:space="preserve"> (Smith, 1776, p. 221)</w:t>
+          </w:r>
+          <w:r>
+            <w:fldChar w:fldCharType="end"/>
+          </w:r>
+        </w:sdtContent>
+      </w:sdt>
+      <w:r>
+        <w:t>, tăng cường lợi nhuận từ đầu tư.</w:t>
+      </w:r>
+    </w:p>
+    <w:p>
+      <w:r>
+        <w:rPr>
+          <w:highlight w:val="yellow"/>
+        </w:rPr>
+        <w:t>Sự thuận tiện của lệnh phiếu</w:t>
+      </w:r>
+      <w:sdt>
+        <w:sdtPr>
+          <w:rPr>
+            <w:highlight w:val="yellow"/>
+          </w:rPr>
+          <w:id w:val="1380970477"/>
+          <w:citation/>
+        </w:sdtPr>
+        <w:sdtEndPr/>
+        <w:sdtContent>
+          <w:r>
+            <w:rPr>
+              <w:highlight w:val="yellow"/>
+            </w:rPr>
+            <w:fldChar w:fldCharType="begin"/>
+          </w:r>
+          <w:r>
+            <w:rPr>
+              <w:highlight w:val="yellow"/>
+            </w:rPr>
+            <w:instrText xml:space="preserve">CITATION Smith1776Wealth \p 221 \l 1033 </w:instrText>
+          </w:r>
+          <w:r>
+            <w:rPr>
+              <w:highlight w:val="yellow"/>
+            </w:rPr>
+            <w:fldChar w:fldCharType="separate"/>
+          </w:r>
+          <w:r>
+            <w:rPr>
+              <w:noProof/>
+              <w:highlight w:val="yellow"/>
+            </w:rPr>
+            <w:t xml:space="preserve"> (Smith, 1776, p. 221)</w:t>
+          </w:r>
+          <w:r>
+            <w:rPr>
+              <w:highlight w:val="yellow"/>
+            </w:rPr>
+            <w:fldChar w:fldCharType="end"/>
+          </w:r>
+        </w:sdtContent>
+      </w:sdt>
+      <w:r>
+        <w:t>.</w:t>
+      </w:r>
+      <w:r>
+        <w:t xml:space="preserve"> Cho vay là hình thức giải phóng một nguồn lực cho nhà tư bản tập trung vào kinh doanh.</w:t>
+      </w:r>
+    </w:p>
+    <w:p/>
     <w:p/>
     <w:p/>
     <w:p/>
@@ -4687,7 +4791,7 @@
 </file>
 
 <file path=customXml/itemProps1.xml><?xml version="1.0" encoding="utf-8"?>
-<ds:datastoreItem xmlns:ds="http://schemas.openxmlformats.org/officeDocument/2006/customXml" ds:itemID="{F88283C2-070D-4F92-A4CA-EE8A14D5FEFD}">
+<ds:datastoreItem xmlns:ds="http://schemas.openxmlformats.org/officeDocument/2006/customXml" ds:itemID="{F45C57F0-601C-4C83-9C79-1AF6C9DE9E48}">
   <ds:schemaRefs>
     <ds:schemaRef ds:uri="http://schemas.openxmlformats.org/officeDocument/2006/bibliography"/>
   </ds:schemaRefs>

--- a/articles/drafts/Notes-2025.08.02.docx
+++ b/articles/drafts/Notes-2025.08.02.docx
@@ -3542,27 +3542,15 @@
     <w:p/>
     <w:p>
       <w:r>
-        <w:rPr>
-          <w:highlight w:val="yellow"/>
-        </w:rPr>
         <w:t xml:space="preserve">Ngân hàng là cụ thể hóa của lượng tiền lưu thông tức tính chất vật lý của tiền </w:t>
       </w:r>
       <w:r>
-        <w:rPr>
-          <w:highlight w:val="yellow"/>
-        </w:rPr>
         <w:t xml:space="preserve">tệ </w:t>
       </w:r>
       <w:r>
-        <w:rPr>
-          <w:highlight w:val="yellow"/>
-        </w:rPr>
         <w:t>bên cạnh tính quy ước của tiền</w:t>
       </w:r>
       <w:r>
-        <w:rPr>
-          <w:highlight w:val="yellow"/>
-        </w:rPr>
         <w:t xml:space="preserve"> tệ</w:t>
       </w:r>
       <w:r>
@@ -3584,65 +3572,36 @@
     <w:p/>
     <w:p>
       <w:r>
-        <w:rPr>
-          <w:highlight w:val="yellow"/>
-        </w:rPr>
         <w:t>Thu nhập Smith lớn hơn tiền lưu thông</w:t>
       </w:r>
       <w:sdt>
         <w:sdtPr>
-          <w:rPr>
-            <w:highlight w:val="yellow"/>
-          </w:rPr>
           <w:id w:val="-83840774"/>
           <w:citation/>
         </w:sdtPr>
         <w:sdtEndPr/>
         <w:sdtContent>
           <w:r>
-            <w:rPr>
-              <w:highlight w:val="yellow"/>
-            </w:rPr>
-            <w:fldChar w:fldCharType="begin"/>
-          </w:r>
-          <w:r>
-            <w:rPr>
-              <w:highlight w:val="yellow"/>
-            </w:rPr>
+            <w:fldChar w:fldCharType="begin"/>
+          </w:r>
+          <w:r>
             <w:instrText xml:space="preserve">CITATION Smith1776Wealth \p 217 \l 1033 </w:instrText>
           </w:r>
           <w:r>
-            <w:rPr>
-              <w:highlight w:val="yellow"/>
-            </w:rPr>
-            <w:fldChar w:fldCharType="separate"/>
-          </w:r>
-          <w:r>
-            <w:rPr>
-              <w:noProof/>
-              <w:highlight w:val="yellow"/>
-            </w:rPr>
-            <w:t xml:space="preserve"> </w:t>
-          </w:r>
-          <w:r>
-            <w:rPr>
-              <w:noProof/>
-              <w:highlight w:val="yellow"/>
-            </w:rPr>
-            <w:t>(Smith, 1776, p. 217)</w:t>
-          </w:r>
-          <w:r>
-            <w:rPr>
-              <w:highlight w:val="yellow"/>
-            </w:rPr>
-            <w:fldChar w:fldCharType="end"/>
-          </w:r>
-        </w:sdtContent>
-      </w:sdt>
-      <w:r>
-        <w:rPr>
-          <w:highlight w:val="yellow"/>
-        </w:rPr>
+            <w:fldChar w:fldCharType="separate"/>
+          </w:r>
+          <w:r>
+            <w:rPr>
+              <w:noProof/>
+            </w:rPr>
+            <w:t xml:space="preserve"> (Smith, 1776, p. 217)</w:t>
+          </w:r>
+          <w:r>
+            <w:fldChar w:fldCharType="end"/>
+          </w:r>
+        </w:sdtContent>
+      </w:sdt>
+      <w:r>
         <w:t>.</w:t>
       </w:r>
       <w:r>
@@ -3659,8 +3618,6 @@
       <w:r>
         <w:t xml:space="preserve"> </w:t>
       </w:r>
-      <w:bookmarkStart w:id="0" w:name="_GoBack"/>
-      <w:bookmarkEnd w:id="0"/>
       <w:r>
         <w:t>Phát hành tiền giấy cũng như hoạt động vay / cho vay tín dụng của ngân hàng tối kỵ hành vi mờ ám vay nợ để trả nợ, hơn nữa, không thể trông chờ vận may để thanh toán lãi nợ chồng lãi nợ.</w:t>
       </w:r>
@@ -3759,9 +3716,6 @@
     <w:p/>
     <w:p>
       <w:r>
-        <w:rPr>
-          <w:highlight w:val="yellow"/>
-        </w:rPr>
         <w:t>Hoạt động cho vay tín dụng là hình thức mở rộng của phát hành tiền giấy</w:t>
       </w:r>
       <w:r>
@@ -3800,54 +3754,37 @@
     </w:p>
     <w:p>
       <w:r>
-        <w:rPr>
-          <w:highlight w:val="yellow"/>
-        </w:rPr>
         <w:t>Sự thuận tiện của lệnh phiếu</w:t>
       </w:r>
       <w:sdt>
         <w:sdtPr>
-          <w:rPr>
-            <w:highlight w:val="yellow"/>
-          </w:rPr>
           <w:id w:val="1380970477"/>
           <w:citation/>
         </w:sdtPr>
         <w:sdtEndPr/>
         <w:sdtContent>
           <w:r>
-            <w:rPr>
-              <w:highlight w:val="yellow"/>
-            </w:rPr>
-            <w:fldChar w:fldCharType="begin"/>
-          </w:r>
-          <w:r>
-            <w:rPr>
-              <w:highlight w:val="yellow"/>
-            </w:rPr>
+            <w:fldChar w:fldCharType="begin"/>
+          </w:r>
+          <w:r>
             <w:instrText xml:space="preserve">CITATION Smith1776Wealth \p 221 \l 1033 </w:instrText>
           </w:r>
           <w:r>
-            <w:rPr>
-              <w:highlight w:val="yellow"/>
-            </w:rPr>
-            <w:fldChar w:fldCharType="separate"/>
-          </w:r>
-          <w:r>
-            <w:rPr>
-              <w:noProof/>
-              <w:highlight w:val="yellow"/>
+            <w:fldChar w:fldCharType="separate"/>
+          </w:r>
+          <w:r>
+            <w:rPr>
+              <w:noProof/>
             </w:rPr>
             <w:t xml:space="preserve"> (Smith, 1776, p. 221)</w:t>
           </w:r>
           <w:r>
-            <w:rPr>
-              <w:highlight w:val="yellow"/>
-            </w:rPr>
-            <w:fldChar w:fldCharType="end"/>
-          </w:r>
-        </w:sdtContent>
-      </w:sdt>
+            <w:fldChar w:fldCharType="end"/>
+          </w:r>
+        </w:sdtContent>
+      </w:sdt>
+      <w:bookmarkStart w:id="0" w:name="_GoBack"/>
+      <w:bookmarkEnd w:id="0"/>
       <w:r>
         <w:t>.</w:t>
       </w:r>
@@ -4791,7 +4728,7 @@
 </file>
 
 <file path=customXml/itemProps1.xml><?xml version="1.0" encoding="utf-8"?>
-<ds:datastoreItem xmlns:ds="http://schemas.openxmlformats.org/officeDocument/2006/customXml" ds:itemID="{F45C57F0-601C-4C83-9C79-1AF6C9DE9E48}">
+<ds:datastoreItem xmlns:ds="http://schemas.openxmlformats.org/officeDocument/2006/customXml" ds:itemID="{F0564040-C5EF-4B68-96A5-497440498F25}">
   <ds:schemaRefs>
     <ds:schemaRef ds:uri="http://schemas.openxmlformats.org/officeDocument/2006/bibliography"/>
   </ds:schemaRefs>

--- a/articles/drafts/Notes-2025.08.02.docx
+++ b/articles/drafts/Notes-2025.08.02.docx
@@ -3783,16 +3783,149 @@
           </w:r>
         </w:sdtContent>
       </w:sdt>
+      <w:r>
+        <w:t>.</w:t>
+      </w:r>
+      <w:r>
+        <w:t xml:space="preserve"> Cho vay là hình thức giải phóng một nguồn lực cho nhà tư bản tập trung vào kinh doanh.</w:t>
+      </w:r>
+    </w:p>
+    <w:p/>
+    <w:p>
+      <w:r>
+        <w:rPr>
+          <w:highlight w:val="yellow"/>
+        </w:rPr>
+        <w:t>Chủ sở hữu góp vốn ngân hàng vay ngược lại vốn</w:t>
+      </w:r>
+      <w:r>
+        <w:rPr>
+          <w:highlight w:val="yellow"/>
+        </w:rPr>
+        <w:t xml:space="preserve"> góp</w:t>
+      </w:r>
+      <w:r>
+        <w:t>, ký phát hối phiếu liên tục</w:t>
+      </w:r>
+      <w:sdt>
+        <w:sdtPr>
+          <w:id w:val="1795865991"/>
+          <w:citation/>
+        </w:sdtPr>
+        <w:sdtEndPr/>
+        <w:sdtContent>
+          <w:r>
+            <w:fldChar w:fldCharType="begin"/>
+          </w:r>
+          <w:r>
+            <w:instrText xml:space="preserve">CITATION Smith1776Wealth \p 232 \l 1033 </w:instrText>
+          </w:r>
+          <w:r>
+            <w:fldChar w:fldCharType="separate"/>
+          </w:r>
+          <w:r>
+            <w:rPr>
+              <w:noProof/>
+            </w:rPr>
+            <w:t xml:space="preserve"> (Smith, 1776, p. 232)</w:t>
+          </w:r>
+          <w:r>
+            <w:fldChar w:fldCharType="end"/>
+          </w:r>
+        </w:sdtContent>
+      </w:sdt>
+      <w:r>
+        <w:t xml:space="preserve"> -&gt; tình trạng nghiêm trọng.</w:t>
+      </w:r>
+    </w:p>
+    <w:p/>
+    <w:p>
+      <w:r>
+        <w:t xml:space="preserve">“dự trữ hàng hóa để bán ra </w:t>
+      </w:r>
+      <w:r>
+        <w:rPr>
+          <w:rFonts w:cs="Times New Roman"/>
+        </w:rPr>
+        <w:t>→</w:t>
+      </w:r>
+      <w:r>
+        <w:t xml:space="preserve"> tích lũy vốn để tái sản xuất </w:t>
+      </w:r>
+      <w:r>
+        <w:rPr>
+          <w:rFonts w:cs="Times New Roman"/>
+        </w:rPr>
+        <w:t>→</w:t>
+      </w:r>
+      <w:r>
+        <w:t xml:space="preserve"> dự trữ hàng hóa để bán ra”. </w:t>
+      </w:r>
+      <w:r>
+        <w:rPr>
+          <w:highlight w:val="yellow"/>
+        </w:rPr>
+        <w:t>Tích lũy vốn để tái sản xuất do tiết kiệm</w:t>
+      </w:r>
+      <w:sdt>
+        <w:sdtPr>
+          <w:rPr>
+            <w:highlight w:val="yellow"/>
+          </w:rPr>
+          <w:id w:val="-1848326221"/>
+          <w:citation/>
+        </w:sdtPr>
+        <w:sdtEndPr/>
+        <w:sdtContent>
+          <w:r>
+            <w:rPr>
+              <w:highlight w:val="yellow"/>
+            </w:rPr>
+            <w:fldChar w:fldCharType="begin"/>
+          </w:r>
+          <w:r>
+            <w:rPr>
+              <w:highlight w:val="yellow"/>
+            </w:rPr>
+            <w:instrText xml:space="preserve">CITATION Smith1776Wealth \p 249 \l 1033 </w:instrText>
+          </w:r>
+          <w:r>
+            <w:rPr>
+              <w:highlight w:val="yellow"/>
+            </w:rPr>
+            <w:fldChar w:fldCharType="separate"/>
+          </w:r>
+          <w:r>
+            <w:rPr>
+              <w:noProof/>
+              <w:highlight w:val="yellow"/>
+            </w:rPr>
+            <w:t xml:space="preserve"> </w:t>
+          </w:r>
+          <w:r>
+            <w:rPr>
+              <w:noProof/>
+              <w:highlight w:val="yellow"/>
+            </w:rPr>
+            <w:t>(Smith, 1776, p. 249)</w:t>
+          </w:r>
+          <w:r>
+            <w:rPr>
+              <w:highlight w:val="yellow"/>
+            </w:rPr>
+            <w:fldChar w:fldCharType="end"/>
+          </w:r>
+        </w:sdtContent>
+      </w:sdt>
+      <w:r>
+        <w:t>?</w:t>
+      </w:r>
+      <w:r>
+        <w:t xml:space="preserve"> Tiết kiệm không hẳn ngược với chi tiêu tiêu dùng.</w:t>
+      </w:r>
       <w:bookmarkStart w:id="0" w:name="_GoBack"/>
       <w:bookmarkEnd w:id="0"/>
-      <w:r>
-        <w:t>.</w:t>
-      </w:r>
-      <w:r>
-        <w:t xml:space="preserve"> Cho vay là hình thức giải phóng một nguồn lực cho nhà tư bản tập trung vào kinh doanh.</w:t>
-      </w:r>
-    </w:p>
-    <w:p/>
+    </w:p>
     <w:p/>
     <w:p/>
     <w:p/>
@@ -3861,7 +3994,7 @@
           <w:rPr>
             <w:noProof/>
           </w:rPr>
-          <w:t>7</w:t>
+          <w:t>8</w:t>
         </w:r>
         <w:r>
           <w:rPr>
@@ -4728,7 +4861,7 @@
 </file>
 
 <file path=customXml/itemProps1.xml><?xml version="1.0" encoding="utf-8"?>
-<ds:datastoreItem xmlns:ds="http://schemas.openxmlformats.org/officeDocument/2006/customXml" ds:itemID="{F0564040-C5EF-4B68-96A5-497440498F25}">
+<ds:datastoreItem xmlns:ds="http://schemas.openxmlformats.org/officeDocument/2006/customXml" ds:itemID="{8F41ED32-711F-4D2E-A555-3002B5ADCE72}">
   <ds:schemaRefs>
     <ds:schemaRef ds:uri="http://schemas.openxmlformats.org/officeDocument/2006/bibliography"/>
   </ds:schemaRefs>

--- a/articles/drafts/Notes-2025.08.02.docx
+++ b/articles/drafts/Notes-2025.08.02.docx
@@ -17,7 +17,6 @@
           <w:id w:val="42177861"/>
           <w:citation/>
         </w:sdtPr>
-        <w:sdtEndPr/>
         <w:sdtContent>
           <w:r>
             <w:fldChar w:fldCharType="begin"/>
@@ -52,7 +51,6 @@
           <w:id w:val="-395967604"/>
           <w:citation/>
         </w:sdtPr>
-        <w:sdtEndPr/>
         <w:sdtContent>
           <w:r>
             <w:fldChar w:fldCharType="begin"/>
@@ -96,7 +94,6 @@
           <w:id w:val="-423113273"/>
           <w:citation/>
         </w:sdtPr>
-        <w:sdtEndPr/>
         <w:sdtContent>
           <w:r>
             <w:fldChar w:fldCharType="begin"/>
@@ -131,7 +128,6 @@
           <w:id w:val="-329215548"/>
           <w:citation/>
         </w:sdtPr>
-        <w:sdtEndPr/>
         <w:sdtContent>
           <w:r>
             <w:fldChar w:fldCharType="begin"/>
@@ -188,7 +184,6 @@
           <w:id w:val="-904222501"/>
           <w:citation/>
         </w:sdtPr>
-        <w:sdtEndPr/>
         <w:sdtContent>
           <w:r>
             <w:fldChar w:fldCharType="begin"/>
@@ -264,7 +259,6 @@
           <w:id w:val="711465309"/>
           <w:citation/>
         </w:sdtPr>
-        <w:sdtEndPr/>
         <w:sdtContent>
           <w:r>
             <w:fldChar w:fldCharType="begin"/>
@@ -299,7 +293,6 @@
           <w:id w:val="-120230429"/>
           <w:citation/>
         </w:sdtPr>
-        <w:sdtEndPr/>
         <w:sdtContent>
           <w:r>
             <w:fldChar w:fldCharType="begin"/>
@@ -374,7 +367,6 @@
           <w:id w:val="1618031275"/>
           <w:citation/>
         </w:sdtPr>
-        <w:sdtEndPr/>
         <w:sdtContent>
           <w:r>
             <w:fldChar w:fldCharType="begin"/>
@@ -483,7 +475,6 @@
           <w:id w:val="-844630650"/>
           <w:citation/>
         </w:sdtPr>
-        <w:sdtEndPr/>
         <w:sdtContent>
           <w:r>
             <w:fldChar w:fldCharType="begin"/>
@@ -549,7 +540,6 @@
           <w:id w:val="642695449"/>
           <w:citation/>
         </w:sdtPr>
-        <w:sdtEndPr/>
         <w:sdtContent>
           <w:r>
             <w:fldChar w:fldCharType="begin"/>
@@ -582,7 +572,6 @@
           <w:id w:val="1033699816"/>
           <w:citation/>
         </w:sdtPr>
-        <w:sdtEndPr/>
         <w:sdtContent>
           <w:r>
             <w:fldChar w:fldCharType="begin"/>
@@ -796,7 +785,6 @@
           <w:id w:val="-928275484"/>
           <w:citation/>
         </w:sdtPr>
-        <w:sdtEndPr/>
         <w:sdtContent>
           <w:r>
             <w:fldChar w:fldCharType="begin"/>
@@ -844,7 +832,6 @@
           <w:id w:val="-1437976585"/>
           <w:citation/>
         </w:sdtPr>
-        <w:sdtEndPr/>
         <w:sdtContent>
           <w:r>
             <w:fldChar w:fldCharType="begin"/>
@@ -922,7 +909,6 @@
           <w:id w:val="-1654519198"/>
           <w:citation/>
         </w:sdtPr>
-        <w:sdtEndPr/>
         <w:sdtContent>
           <w:r>
             <w:fldChar w:fldCharType="begin"/>
@@ -971,7 +957,6 @@
           <w:id w:val="858865724"/>
           <w:citation/>
         </w:sdtPr>
-        <w:sdtEndPr/>
         <w:sdtContent>
           <w:r>
             <w:fldChar w:fldCharType="begin"/>
@@ -1060,7 +1045,6 @@
           <w:id w:val="-116921247"/>
           <w:citation/>
         </w:sdtPr>
-        <w:sdtEndPr/>
         <w:sdtContent>
           <w:r>
             <w:fldChar w:fldCharType="begin"/>
@@ -1107,7 +1091,6 @@
           <w:id w:val="-913777037"/>
           <w:citation/>
         </w:sdtPr>
-        <w:sdtEndPr/>
         <w:sdtContent>
           <w:r>
             <w:fldChar w:fldCharType="begin"/>
@@ -1140,7 +1123,6 @@
           <w:id w:val="-63949026"/>
           <w:citation/>
         </w:sdtPr>
-        <w:sdtEndPr/>
         <w:sdtContent>
           <w:r>
             <w:fldChar w:fldCharType="begin"/>
@@ -1206,7 +1188,6 @@
           <w:id w:val="1526606468"/>
           <w:citation/>
         </w:sdtPr>
-        <w:sdtEndPr/>
         <w:sdtContent>
           <w:r>
             <w:fldChar w:fldCharType="begin"/>
@@ -1244,7 +1225,6 @@
           <w:id w:val="735130805"/>
           <w:citation/>
         </w:sdtPr>
-        <w:sdtEndPr/>
         <w:sdtContent>
           <w:r>
             <w:fldChar w:fldCharType="begin"/>
@@ -1280,7 +1260,6 @@
           <w:id w:val="-1979753339"/>
           <w:citation/>
         </w:sdtPr>
-        <w:sdtEndPr/>
         <w:sdtContent>
           <w:r>
             <w:fldChar w:fldCharType="begin"/>
@@ -1315,7 +1294,6 @@
           <w:id w:val="-1209947911"/>
           <w:citation/>
         </w:sdtPr>
-        <w:sdtEndPr/>
         <w:sdtContent>
           <w:r>
             <w:fldChar w:fldCharType="begin"/>
@@ -1350,7 +1328,6 @@
           <w:id w:val="-214274070"/>
           <w:citation/>
         </w:sdtPr>
-        <w:sdtEndPr/>
         <w:sdtContent>
           <w:r>
             <w:fldChar w:fldCharType="begin"/>
@@ -1385,7 +1362,6 @@
           <w:id w:val="1566066865"/>
           <w:citation/>
         </w:sdtPr>
-        <w:sdtEndPr/>
         <w:sdtContent>
           <w:r>
             <w:fldChar w:fldCharType="begin"/>
@@ -1426,7 +1402,6 @@
           <w:id w:val="-953171960"/>
           <w:citation/>
         </w:sdtPr>
-        <w:sdtEndPr/>
         <w:sdtContent>
           <w:r>
             <w:fldChar w:fldCharType="begin"/>
@@ -1461,7 +1436,6 @@
           <w:id w:val="287632502"/>
           <w:citation/>
         </w:sdtPr>
-        <w:sdtEndPr/>
         <w:sdtContent>
           <w:r>
             <w:fldChar w:fldCharType="begin"/>
@@ -1496,7 +1470,6 @@
           <w:id w:val="1174306240"/>
           <w:citation/>
         </w:sdtPr>
-        <w:sdtEndPr/>
         <w:sdtContent>
           <w:r>
             <w:fldChar w:fldCharType="begin"/>
@@ -1531,7 +1504,6 @@
           <w:id w:val="818382210"/>
           <w:citation/>
         </w:sdtPr>
-        <w:sdtEndPr/>
         <w:sdtContent>
           <w:r>
             <w:fldChar w:fldCharType="begin"/>
@@ -1566,7 +1538,6 @@
           <w:id w:val="-1718818670"/>
           <w:citation/>
         </w:sdtPr>
-        <w:sdtEndPr/>
         <w:sdtContent>
           <w:r>
             <w:fldChar w:fldCharType="begin"/>
@@ -1601,7 +1572,6 @@
           <w:id w:val="1453828601"/>
           <w:citation/>
         </w:sdtPr>
-        <w:sdtEndPr/>
         <w:sdtContent>
           <w:r>
             <w:fldChar w:fldCharType="begin"/>
@@ -1631,7 +1601,6 @@
           <w:id w:val="789938631"/>
           <w:citation/>
         </w:sdtPr>
-        <w:sdtEndPr/>
         <w:sdtContent>
           <w:r>
             <w:fldChar w:fldCharType="begin"/>
@@ -1675,7 +1644,6 @@
           <w:id w:val="1738674629"/>
           <w:citation/>
         </w:sdtPr>
-        <w:sdtEndPr/>
         <w:sdtContent>
           <w:r>
             <w:fldChar w:fldCharType="begin"/>
@@ -1710,7 +1678,6 @@
           <w:id w:val="-1808012573"/>
           <w:citation/>
         </w:sdtPr>
-        <w:sdtEndPr/>
         <w:sdtContent>
           <w:r>
             <w:fldChar w:fldCharType="begin"/>
@@ -1757,7 +1724,6 @@
           <w:id w:val="-1322034011"/>
           <w:citation/>
         </w:sdtPr>
-        <w:sdtEndPr/>
         <w:sdtContent>
           <w:r>
             <w:fldChar w:fldCharType="begin"/>
@@ -1792,7 +1758,6 @@
           <w:id w:val="1289626263"/>
           <w:citation/>
         </w:sdtPr>
-        <w:sdtEndPr/>
         <w:sdtContent>
           <w:r>
             <w:fldChar w:fldCharType="begin"/>
@@ -1830,7 +1795,6 @@
           <w:id w:val="483050028"/>
           <w:citation/>
         </w:sdtPr>
-        <w:sdtEndPr/>
         <w:sdtContent>
           <w:r>
             <w:fldChar w:fldCharType="begin"/>
@@ -1865,7 +1829,6 @@
           <w:id w:val="461540936"/>
           <w:citation/>
         </w:sdtPr>
-        <w:sdtEndPr/>
         <w:sdtContent>
           <w:r>
             <w:fldChar w:fldCharType="begin"/>
@@ -1912,7 +1875,6 @@
           <w:id w:val="-1551988692"/>
           <w:citation/>
         </w:sdtPr>
-        <w:sdtEndPr/>
         <w:sdtContent>
           <w:r>
             <w:fldChar w:fldCharType="begin"/>
@@ -1959,7 +1921,6 @@
           <w:id w:val="-1715038941"/>
           <w:citation/>
         </w:sdtPr>
-        <w:sdtEndPr/>
         <w:sdtContent>
           <w:r>
             <w:fldChar w:fldCharType="begin"/>
@@ -1992,7 +1953,6 @@
           <w:id w:val="534394712"/>
           <w:citation/>
         </w:sdtPr>
-        <w:sdtEndPr/>
         <w:sdtContent>
           <w:r>
             <w:fldChar w:fldCharType="begin"/>
@@ -2033,7 +1993,6 @@
           <w:id w:val="-1807149233"/>
           <w:citation/>
         </w:sdtPr>
-        <w:sdtEndPr/>
         <w:sdtContent>
           <w:r>
             <w:fldChar w:fldCharType="begin"/>
@@ -2169,7 +2128,6 @@
           <w:id w:val="348839442"/>
           <w:citation/>
         </w:sdtPr>
-        <w:sdtEndPr/>
         <w:sdtContent>
           <w:r>
             <w:fldChar w:fldCharType="begin"/>
@@ -2202,7 +2160,6 @@
           <w:id w:val="-1481068774"/>
           <w:citation/>
         </w:sdtPr>
-        <w:sdtEndPr/>
         <w:sdtContent>
           <w:r>
             <w:fldChar w:fldCharType="begin"/>
@@ -2238,7 +2195,6 @@
           <w:id w:val="-19633122"/>
           <w:citation/>
         </w:sdtPr>
-        <w:sdtEndPr/>
         <w:sdtContent>
           <w:r>
             <w:fldChar w:fldCharType="begin"/>
@@ -2285,7 +2241,6 @@
           <w:id w:val="1262335668"/>
           <w:citation/>
         </w:sdtPr>
-        <w:sdtEndPr/>
         <w:sdtContent>
           <w:r>
             <w:fldChar w:fldCharType="begin"/>
@@ -2320,7 +2275,6 @@
           <w:id w:val="-709336397"/>
           <w:citation/>
         </w:sdtPr>
-        <w:sdtEndPr/>
         <w:sdtContent>
           <w:r>
             <w:fldChar w:fldCharType="begin"/>
@@ -2365,7 +2319,6 @@
           <w:id w:val="1259791843"/>
           <w:citation/>
         </w:sdtPr>
-        <w:sdtEndPr/>
         <w:sdtContent>
           <w:r>
             <w:fldChar w:fldCharType="begin"/>
@@ -2416,7 +2369,6 @@
           <w:id w:val="1794257139"/>
           <w:citation/>
         </w:sdtPr>
-        <w:sdtEndPr/>
         <w:sdtContent>
           <w:r>
             <w:fldChar w:fldCharType="begin"/>
@@ -2467,7 +2419,6 @@
           <w:id w:val="-1938667462"/>
           <w:citation/>
         </w:sdtPr>
-        <w:sdtEndPr/>
         <w:sdtContent>
           <w:r>
             <w:fldChar w:fldCharType="begin"/>
@@ -2515,7 +2466,6 @@
           <w:id w:val="-763307210"/>
           <w:citation/>
         </w:sdtPr>
-        <w:sdtEndPr/>
         <w:sdtContent>
           <w:r>
             <w:fldChar w:fldCharType="begin"/>
@@ -2551,7 +2501,6 @@
           <w:id w:val="962549250"/>
           <w:citation/>
         </w:sdtPr>
-        <w:sdtEndPr/>
         <w:sdtContent>
           <w:r>
             <w:fldChar w:fldCharType="begin"/>
@@ -2606,7 +2555,6 @@
           <w:id w:val="-1427492754"/>
           <w:citation/>
         </w:sdtPr>
-        <w:sdtEndPr/>
         <w:sdtContent>
           <w:r>
             <w:fldChar w:fldCharType="begin"/>
@@ -2779,7 +2727,6 @@
           <w:id w:val="1553424028"/>
           <w:citation/>
         </w:sdtPr>
-        <w:sdtEndPr/>
         <w:sdtContent>
           <w:r>
             <w:rPr>
@@ -2838,7 +2785,6 @@
           <w:id w:val="-1612278014"/>
           <w:citation/>
         </w:sdtPr>
-        <w:sdtEndPr/>
         <w:sdtContent>
           <w:r>
             <w:fldChar w:fldCharType="begin"/>
@@ -2874,7 +2820,6 @@
           <w:id w:val="1070622421"/>
           <w:citation/>
         </w:sdtPr>
-        <w:sdtEndPr/>
         <w:sdtContent>
           <w:r>
             <w:fldChar w:fldCharType="begin"/>
@@ -2928,7 +2873,6 @@
           <w:id w:val="-925967542"/>
           <w:citation/>
         </w:sdtPr>
-        <w:sdtEndPr/>
         <w:sdtContent>
           <w:r>
             <w:fldChar w:fldCharType="begin"/>
@@ -2964,7 +2908,6 @@
           <w:id w:val="1687940193"/>
           <w:citation/>
         </w:sdtPr>
-        <w:sdtEndPr/>
         <w:sdtContent>
           <w:r>
             <w:fldChar w:fldCharType="begin"/>
@@ -2999,7 +2942,6 @@
           <w:id w:val="884596408"/>
           <w:citation/>
         </w:sdtPr>
-        <w:sdtEndPr/>
         <w:sdtContent>
           <w:r>
             <w:fldChar w:fldCharType="begin"/>
@@ -3037,7 +2979,6 @@
           <w:id w:val="-1798827952"/>
           <w:citation/>
         </w:sdtPr>
-        <w:sdtEndPr/>
         <w:sdtContent>
           <w:r>
             <w:fldChar w:fldCharType="begin"/>
@@ -3078,7 +3019,6 @@
           <w:id w:val="1190725076"/>
           <w:citation/>
         </w:sdtPr>
-        <w:sdtEndPr/>
         <w:sdtContent>
           <w:r>
             <w:fldChar w:fldCharType="begin"/>
@@ -3131,7 +3071,6 @@
           <w:id w:val="258568435"/>
           <w:citation/>
         </w:sdtPr>
-        <w:sdtEndPr/>
         <w:sdtContent>
           <w:r>
             <w:fldChar w:fldCharType="begin"/>
@@ -3166,7 +3105,6 @@
           <w:id w:val="170381611"/>
           <w:citation/>
         </w:sdtPr>
-        <w:sdtEndPr/>
         <w:sdtContent>
           <w:r>
             <w:fldChar w:fldCharType="begin"/>
@@ -3220,7 +3158,6 @@
           <w:id w:val="204992411"/>
           <w:citation/>
         </w:sdtPr>
-        <w:sdtEndPr/>
         <w:sdtContent>
           <w:r>
             <w:fldChar w:fldCharType="begin"/>
@@ -3253,7 +3190,6 @@
           <w:id w:val="-890563994"/>
           <w:citation/>
         </w:sdtPr>
-        <w:sdtEndPr/>
         <w:sdtContent>
           <w:r>
             <w:fldChar w:fldCharType="begin"/>
@@ -3286,7 +3222,6 @@
           <w:id w:val="-2132926665"/>
           <w:citation/>
         </w:sdtPr>
-        <w:sdtEndPr/>
         <w:sdtContent>
           <w:r>
             <w:fldChar w:fldCharType="begin"/>
@@ -3316,7 +3251,6 @@
           <w:id w:val="-2070330476"/>
           <w:citation/>
         </w:sdtPr>
-        <w:sdtEndPr/>
         <w:sdtContent>
           <w:r>
             <w:fldChar w:fldCharType="begin"/>
@@ -3364,7 +3298,6 @@
           <w:id w:val="1375193449"/>
           <w:citation/>
         </w:sdtPr>
-        <w:sdtEndPr/>
         <w:sdtContent>
           <w:r>
             <w:fldChar w:fldCharType="begin"/>
@@ -3408,7 +3341,6 @@
           <w:id w:val="-807782707"/>
           <w:citation/>
         </w:sdtPr>
-        <w:sdtEndPr/>
         <w:sdtContent>
           <w:r>
             <w:fldChar w:fldCharType="begin"/>
@@ -3579,7 +3511,6 @@
           <w:id w:val="-83840774"/>
           <w:citation/>
         </w:sdtPr>
-        <w:sdtEndPr/>
         <w:sdtContent>
           <w:r>
             <w:fldChar w:fldCharType="begin"/>
@@ -3726,7 +3657,6 @@
           <w:id w:val="-1507506323"/>
           <w:citation/>
         </w:sdtPr>
-        <w:sdtEndPr/>
         <w:sdtContent>
           <w:r>
             <w:fldChar w:fldCharType="begin"/>
@@ -3761,7 +3691,6 @@
           <w:id w:val="1380970477"/>
           <w:citation/>
         </w:sdtPr>
-        <w:sdtEndPr/>
         <w:sdtContent>
           <w:r>
             <w:fldChar w:fldCharType="begin"/>
@@ -3793,15 +3722,9 @@
     <w:p/>
     <w:p>
       <w:r>
-        <w:rPr>
-          <w:highlight w:val="yellow"/>
-        </w:rPr>
         <w:t>Chủ sở hữu góp vốn ngân hàng vay ngược lại vốn</w:t>
       </w:r>
       <w:r>
-        <w:rPr>
-          <w:highlight w:val="yellow"/>
-        </w:rPr>
         <w:t xml:space="preserve"> góp</w:t>
       </w:r>
       <w:r>
@@ -3812,7 +3735,6 @@
           <w:id w:val="1795865991"/>
           <w:citation/>
         </w:sdtPr>
-        <w:sdtEndPr/>
         <w:sdtContent>
           <w:r>
             <w:fldChar w:fldCharType="begin"/>
@@ -3875,7 +3797,6 @@
           <w:id w:val="-1848326221"/>
           <w:citation/>
         </w:sdtPr>
-        <w:sdtEndPr/>
         <w:sdtContent>
           <w:r>
             <w:rPr>
@@ -3923,10 +3844,11 @@
       <w:r>
         <w:t xml:space="preserve"> Tiết kiệm không hẳn ngược với chi tiêu tiêu dùng.</w:t>
       </w:r>
+    </w:p>
+    <w:p>
       <w:bookmarkStart w:id="0" w:name="_GoBack"/>
       <w:bookmarkEnd w:id="0"/>
     </w:p>
-    <w:p/>
     <w:p/>
     <w:p/>
     <w:p/>
@@ -4861,7 +4783,7 @@
 </file>
 
 <file path=customXml/itemProps1.xml><?xml version="1.0" encoding="utf-8"?>
-<ds:datastoreItem xmlns:ds="http://schemas.openxmlformats.org/officeDocument/2006/customXml" ds:itemID="{8F41ED32-711F-4D2E-A555-3002B5ADCE72}">
+<ds:datastoreItem xmlns:ds="http://schemas.openxmlformats.org/officeDocument/2006/customXml" ds:itemID="{33335C6B-ED18-440C-BB25-1DF9E78B76DF}">
   <ds:schemaRefs>
     <ds:schemaRef ds:uri="http://schemas.openxmlformats.org/officeDocument/2006/bibliography"/>
   </ds:schemaRefs>
